--- a/libro/docx/esquema_capitulos.docx
+++ b/libro/docx/esquema_capitulos.docx
@@ -2896,7 +2896,105 @@
         <w:pStyle w:val="Heading3"/>
       </w:pPr>
       <w:r>
-        <w:t>Capítulo 18 — Cuando el modelo se prueba: música, química, fútbol, contratos</w:t>
+        <w:t>Capítulo 18 — El dominio más exigente: un banco</w:t>
+      </w:r>
+    </w:p>
+    <w:p>
+      <w:r>
+        <w:rPr>
+          <w:b/>
+          <w:i w:val="0"/>
+          <w:u w:val="none"/>
+        </w:rPr>
+        <w:t>Tesis</w:t>
+      </w:r>
+      <w:r>
+        <w:rPr>
+          <w:b w:val="0"/>
+          <w:i w:val="0"/>
+          <w:u w:val="none"/>
+        </w:rPr>
+        <w:t>: el dominio bancario es donde casi todas las decisiones de diseño previas pasan de ser elegantes a ser exigencias regulatorias.</w:t>
+      </w:r>
+    </w:p>
+    <w:p>
+      <w:r>
+        <w:rPr>
+          <w:b w:val="0"/>
+          <w:i w:val="0"/>
+          <w:u w:val="none"/>
+        </w:rPr>
+        <w:t xml:space="preserve">Cuatro casos: transferencia con cinco agentes y dos asientos contables; ciclo de vida de un préstamo con D9 (vigente </w:t>
+      </w:r>
+      <w:r>
+        <w:rPr>
+          <w:rFonts w:ascii="Cambria Math" w:hAnsi="Cambria Math"/>
+          <w:b w:val="0"/>
+          <w:i w:val="0"/>
+          <w:u w:val="none"/>
+        </w:rPr>
+        <w:t>→</w:t>
+      </w:r>
+      <w:r>
+        <w:rPr>
+          <w:b w:val="0"/>
+          <w:i w:val="0"/>
+          <w:u w:val="none"/>
+        </w:rPr>
+        <w:t xml:space="preserve"> mora </w:t>
+      </w:r>
+      <w:r>
+        <w:rPr>
+          <w:rFonts w:ascii="Cambria Math" w:hAnsi="Cambria Math"/>
+          <w:b w:val="0"/>
+          <w:i w:val="0"/>
+          <w:u w:val="none"/>
+        </w:rPr>
+        <w:t>→</w:t>
+      </w:r>
+      <w:r>
+        <w:rPr>
+          <w:b w:val="0"/>
+          <w:i w:val="0"/>
+          <w:u w:val="none"/>
+        </w:rPr>
+        <w:t xml:space="preserve"> reestructurado); investigación de fraude que reconstruye el pasado; producto bancario como oferta reificada. Muestra que el modelo absorbe la complejidad industrial y evidencia que las pendientes operativas del cap 22 (persistencia industrial, motor de inferencia, bitemporalidad completa) son requisitos, no nicho.</w:t>
+      </w:r>
+    </w:p>
+    <w:p>
+      <w:r>
+        <w:rPr>
+          <w:b w:val="0"/>
+          <w:i w:val="0"/>
+          <w:u w:val="none"/>
+        </w:rPr>
+        <w:t xml:space="preserve">Fuente: prototipo </w:t>
+      </w:r>
+      <w:r>
+        <w:rPr>
+          <w:rFonts w:ascii="Courier New" w:hAnsi="Courier New"/>
+          <w:b w:val="0"/>
+          <w:i w:val="0"/>
+          <w:sz w:val="20"/>
+          <w:u w:val="none"/>
+        </w:rPr>
+        <w:t>ejemplos/banco.py</w:t>
+      </w:r>
+      <w:r>
+        <w:rPr>
+          <w:b w:val="0"/>
+          <w:i w:val="0"/>
+          <w:u w:val="none"/>
+        </w:rPr>
+        <w:t xml:space="preserve"> con 11 validaciones pasadas.</w:t>
+      </w:r>
+    </w:p>
+    <w:p>
+      <w:pPr>
+        <w:pStyle w:val="Heading3"/>
+      </w:pPr>
+      <w:r>
+        <w:t>Capítulo 19 — Cuando el modelo se prueba: música, química, fútbol, contratos</w:t>
       </w:r>
     </w:p>
     <w:p>
@@ -3017,7 +3115,7 @@
         <w:pStyle w:val="Heading3"/>
       </w:pPr>
       <w:r>
-        <w:t>Capítulo 19 — WQuestions y los modelos de lenguaje</w:t>
+        <w:t>Capítulo 20 — WQuestions y los modelos de lenguaje</w:t>
       </w:r>
     </w:p>
     <w:p>
@@ -3153,7 +3251,7 @@
         <w:pStyle w:val="Heading3"/>
       </w:pPr>
       <w:r>
-        <w:t>Capítulo 20 — Aplicaciones futuras</w:t>
+        <w:t>Capítulo 21 — Aplicaciones futuras</w:t>
       </w:r>
     </w:p>
     <w:p>
@@ -3274,7 +3372,7 @@
         <w:pStyle w:val="Heading3"/>
       </w:pPr>
       <w:r>
-        <w:t>Capítulo 21 — Qué falta: validación, tooling, comunidad</w:t>
+        <w:t>Capítulo 22 — Qué falta: validación, tooling, comunidad</w:t>
       </w:r>
     </w:p>
     <w:p>
